--- a/Revised Sprint 1 Deliverables/2. Revised Risk Register.docx
+++ b/Revised Sprint 1 Deliverables/2. Revised Risk Register.docx
@@ -414,16 +414,7 @@
           <w:p>
             <w:r/>
             <w:r>
-              <w:t xml:space="preserve">Application cannot be submitted. Adrian agreed to act as PI, but the remaining documentation needs him and he has been unavailable since 11 August. </w:t>
-            </w:r>
-            <w:r>
-              <w:rPr>
-                <w:b/>
-              </w:rPr>
-              <w:t>No workaround exists.</w:t>
-            </w:r>
-            <w:r>
-              <w:t xml:space="preserve"> All large-scale evaluation is blocked</w:t>
+              <w:t>Kaya access is pending. Adrian agreed to act as PI; confirm outstanding paperwork and the split of responsibilities. No alternative large-scale compute allocation is confirmed; bounded local inference has succeeded</w:t>
             </w:r>
           </w:p>
         </w:tc>
@@ -785,10 +776,10 @@
               <w:rPr>
                 <w:b/>
               </w:rPr>
-              <w:t>GTX 1660, 6 GiB, CUDA 12.6</w:t>
+              <w:t>GTX 1660, 6 GiB</w:t>
             </w:r>
             <w:r>
-              <w:t>. The premise was never verified in Sprint 1. It runs inference, but a full GOOSE validation is ~5 hours sustained, so it does not replace Kaya</w:t>
+              <w:t>. Bounded FP32 inference works under record 0006's patched protocol. Its ten-frame loop-body timing extrapolates to ~5 hours excluding data loading; full-split resource use is unmeasured</w:t>
             </w:r>
           </w:p>
         </w:tc>
@@ -933,7 +924,7 @@
               <w:rPr>
                 <w:b/>
               </w:rPr>
-              <w:t>Closed</w:t>
+              <w:t>Reduced</w:t>
             </w:r>
           </w:p>
         </w:tc>
@@ -944,7 +935,7 @@
           <w:p>
             <w:r/>
             <w:r>
-              <w:t>Mini and validation splits used throughout. A team member has since cleared 2 TB, removing the constraint</w:t>
+              <w:t>Mini and validation splits fit the available storage. Additional disk space helps but does not establish capacity for full datasets and extraction; check the intended download and working-space requirements first</w:t>
             </w:r>
           </w:p>
         </w:tc>
@@ -1387,7 +1378,7 @@
           <w:p>
             <w:r/>
             <w:r>
-              <w:t>No radar-first open-source detection baseline exists</w:t>
+              <w:t>No usable radar-first open-source detection baseline is available to the team</w:t>
             </w:r>
           </w:p>
         </w:tc>
@@ -1423,10 +1414,10 @@
               <w:rPr>
                 <w:b/>
               </w:rPr>
-              <w:t>Open, not investigated.</w:t>
+              <w:t>Open.</w:t>
             </w:r>
             <w:r>
-              <w:t xml:space="preserve"> Still unexamined and still the risk most likely to undercut the project's stated 4D RADAR focus</w:t>
+              <w:t xml:space="preserve"> The TruckScenes paper reports radar baselines, but a compatible released implementation/checkpoint and compute plan have not yet been selected. Published results alone do not establish local runnability</w:t>
             </w:r>
           </w:p>
         </w:tc>
@@ -2597,7 +2588,7 @@
         <w:t>R-28 and R-09 are the same underlying dependency.</w:t>
       </w:r>
       <w:r>
-        <w:t xml:space="preserve"> Client availability blocks approval, and the Kaya paperwork blocks compute, and compute blocks the benchmarking that the project exists to do. Everything the team could do without them has been done.</w:t>
+        <w:t xml:space="preserve"> Client availability blocks approval, and the Kaya paperwork blocks compute, and compute blocks the benchmarking that the project exists to do. Work remains possible meanwhile: independent cold reads, baseline/checkpoint selection, TruckDrive survey/record integration and protocol review.</w:t>
       </w:r>
     </w:p>
     <w:p>

--- a/Revised Sprint 1 Deliverables/2. Revised Risk Register.docx
+++ b/Revised Sprint 1 Deliverables/2. Revised Risk Register.docx
@@ -1972,9 +1972,6 @@
               </w:rPr>
               <w:t>No complete benchmark number exists.</w:t>
             </w:r>
-            <w:r>
-              <w:t xml:space="preserve"> One model run covers 1% of one split</w:t>
-            </w:r>
           </w:p>
         </w:tc>
         <w:tc>
@@ -1984,7 +1981,10 @@
           <w:p>
             <w:r/>
             <w:r>
-              <w:t>High/High</w:t>
+              <w:rPr>
+                <w:b/>
+              </w:rPr>
+              <w:t>Reduced · Med/High</w:t>
             </w:r>
           </w:p>
         </w:tc>
@@ -2007,12 +2007,106 @@
             <w:r/>
             <w:r>
               <w:rPr>
+                <w:b/>
+              </w:rPr>
+              <w:t>Changed 5 Sep.</w:t>
+            </w:r>
+            <w:r>
+              <w:t xml:space="preserve"> A complete evaluation now exists: FCOS3D scored over all 80 TruckScenes </w:t>
+            </w:r>
+            <w:r>
+              <w:rPr>
+                <w:rFonts w:ascii="Consolas" w:hAnsi="Consolas"/>
+                <w:color w:val="B03060"/>
+              </w:rPr>
+              <w:t>mini_val</w:t>
+            </w:r>
+            <w:r>
+              <w:t xml:space="preserve"> samples, mAP 0.0000. It is a mini split with single-camera coverage, not a full-dataset benchmark, but it is a finished, scored run. GOOSE's PTv3 run remains at 1% of its split and stays diagnostics-only. </w:t>
+            </w:r>
+            <w:r>
+              <w:rPr>
+                <w:i/>
+              </w:rPr>
+              <w:t>Contingency unchanged:</w:t>
+            </w:r>
+            <w:r>
+              <w:t xml:space="preserve"> if compute never arrives, report the measured cost of running and why larger runs could not complete</w:t>
+            </w:r>
+          </w:p>
+        </w:tc>
+      </w:tr>
+      <w:tr>
+        <w:tc>
+          <w:tcPr>
+            <w:tcW w:type="dxa" w:w="1728"/>
+          </w:tcPr>
+          <w:p>
+            <w:r/>
+            <w:r>
+              <w:rPr>
+                <w:b/>
+              </w:rPr>
+              <w:t>R-34</w:t>
+            </w:r>
+          </w:p>
+        </w:tc>
+        <w:tc>
+          <w:tcPr>
+            <w:tcW w:type="dxa" w:w="1728"/>
+          </w:tcPr>
+          <w:p>
+            <w:r/>
+            <w:r>
+              <w:rPr>
+                <w:b/>
+              </w:rPr>
+              <w:t>Pretrained checkpoints may not transfer to truck-mounted sensors at all.</w:t>
+            </w:r>
+            <w:r>
+              <w:t xml:space="preserve"> A nuScenes-pretrained detector scored exactly zero on TruckScenes because of a ~0.6 m camera-height difference. Every remaining plan to run off-the-shelf checkpoints is exposed to the same failure</w:t>
+            </w:r>
+          </w:p>
+        </w:tc>
+        <w:tc>
+          <w:tcPr>
+            <w:tcW w:type="dxa" w:w="1728"/>
+          </w:tcPr>
+          <w:p>
+            <w:r/>
+            <w:r>
+              <w:rPr>
+                <w:b/>
+              </w:rPr>
+              <w:t>High/High</w:t>
+            </w:r>
+          </w:p>
+        </w:tc>
+        <w:tc>
+          <w:tcPr>
+            <w:tcW w:type="dxa" w:w="1728"/>
+          </w:tcPr>
+          <w:p>
+            <w:r/>
+            <w:r>
+              <w:t>Aiden</w:t>
+            </w:r>
+          </w:p>
+        </w:tc>
+        <w:tc>
+          <w:tcPr>
+            <w:tcW w:type="dxa" w:w="1728"/>
+          </w:tcPr>
+          <w:p>
+            <w:r/>
+            <w:r>
+              <w:rPr>
                 <w:i/>
               </w:rPr>
               <w:t>Mitigation:</w:t>
             </w:r>
             <w:r>
-              <w:t xml:space="preserve"> recorded as diagnostics, not metrics, so nothing misleading enters the record. </w:t>
+              <w:t xml:space="preserve"> treat zero-shot transfer as a hypothesis to test rather than a baseline to assume; record camera and sensor geometry alongside every result. </w:t>
             </w:r>
             <w:r>
               <w:rPr>
@@ -2021,7 +2115,7 @@
               <w:t>Contingency:</w:t>
             </w:r>
             <w:r>
-              <w:t xml:space="preserve"> if compute never arrives, report the measured cost of running and the reason it could not complete</w:t>
+              <w:t xml:space="preserve"> report the transfer gap as a finding in its own right — it is directly relevant to the client's question about how these sensors behave on trucks rather than cars</w:t>
             </w:r>
           </w:p>
         </w:tc>
@@ -2596,10 +2690,34 @@
         <w:rPr>
           <w:b/>
         </w:rPr>
-        <w:t>R-31 is the honest consequence.</w:t>
+        <w:t>R-31 has changed, and the change is the most significant of Sprint 2.</w:t>
       </w:r>
       <w:r>
-        <w:t xml:space="preserve"> There is no complete benchmark number. We can say precisely what each dataset contains, that a model runs, and what a full run would cost — but not how models perform. That gap is a resourcing outcome, and it is documented rather than disguised.</w:t>
+        <w:t xml:space="preserve"> A complete model evaluation now exists — FCOS3D scored across all 80 TruckScenes </w:t>
+      </w:r>
+      <w:r>
+        <w:rPr>
+          <w:rFonts w:ascii="Consolas" w:hAnsi="Consolas"/>
+          <w:color w:val="B03060"/>
+        </w:rPr>
+        <w:t>mini_val</w:t>
+      </w:r>
+      <w:r>
+        <w:t xml:space="preserve"> samples. The result is </w:t>
+      </w:r>
+      <w:r>
+        <w:rPr>
+          <w:b/>
+        </w:rPr>
+        <w:t>mAP 0.0000</w:t>
+      </w:r>
+      <w:r>
+        <w:t>, diagnosed as monocular depth misestimation caused by a camera-height domain gap: TruckScenes cameras sit at roughly 2.1 m against the ~1.5 m car-mounted cameras FCOS3D was trained on. Depth errors of 5–21 m scaling with range are the signature of that failure rather than a coordinate bug, which was ruled out by reusing the reference implementation's own transform code.</w:t>
+      </w:r>
+    </w:p>
+    <w:p>
+      <w:r>
+        <w:t>That is a real result, not an absence of one, and it is the first time this project has measured how a model performs rather than what a dataset contains.</w:t>
       </w:r>
     </w:p>
     <w:p>

--- a/Revised Sprint 1 Deliverables/2. Revised Risk Register.docx
+++ b/Revised Sprint 1 Deliverables/2. Revised Risk Register.docx
@@ -2131,6 +2131,97 @@
               <w:rPr>
                 <w:b/>
               </w:rPr>
+              <w:t>R-35</w:t>
+            </w:r>
+          </w:p>
+        </w:tc>
+        <w:tc>
+          <w:tcPr>
+            <w:tcW w:type="dxa" w:w="1728"/>
+          </w:tcPr>
+          <w:p>
+            <w:r/>
+            <w:r>
+              <w:rPr>
+                <w:b/>
+              </w:rPr>
+              <w:t>Assessment evidence sits in unmerged pull requests.</w:t>
+            </w:r>
+            <w:r>
+              <w:t xml:space="preserve"> Two of the three datasets' strongest results — the TruckScenes survey, and the FCOS3D evaluation — are in open PRs. A reader checking </w:t>
+            </w:r>
+            <w:r>
+              <w:rPr>
+                <w:rFonts w:ascii="Consolas" w:hAnsi="Consolas"/>
+                <w:color w:val="B03060"/>
+              </w:rPr>
+              <w:t>main</w:t>
+            </w:r>
+            <w:r>
+              <w:t xml:space="preserve"> will not find them</w:t>
+            </w:r>
+          </w:p>
+        </w:tc>
+        <w:tc>
+          <w:tcPr>
+            <w:tcW w:type="dxa" w:w="1728"/>
+          </w:tcPr>
+          <w:p>
+            <w:r/>
+            <w:r>
+              <w:t>Med/Med</w:t>
+            </w:r>
+          </w:p>
+        </w:tc>
+        <w:tc>
+          <w:tcPr>
+            <w:tcW w:type="dxa" w:w="1728"/>
+          </w:tcPr>
+          <w:p>
+            <w:r/>
+            <w:r>
+              <w:t>Damien</w:t>
+            </w:r>
+          </w:p>
+        </w:tc>
+        <w:tc>
+          <w:tcPr>
+            <w:tcW w:type="dxa" w:w="1728"/>
+          </w:tcPr>
+          <w:p>
+            <w:r/>
+            <w:r>
+              <w:rPr>
+                <w:i/>
+              </w:rPr>
+              <w:t>Mitigation:</w:t>
+            </w:r>
+            <w:r>
+              <w:t xml:space="preserve"> provenance is marked throughout these documents, so nothing is claimed as merged that is not. </w:t>
+            </w:r>
+            <w:r>
+              <w:rPr>
+                <w:i/>
+              </w:rPr>
+              <w:t>Contingency:</w:t>
+            </w:r>
+            <w:r>
+              <w:t xml:space="preserve"> merge before submission, or submit the pull request links alongside</w:t>
+            </w:r>
+          </w:p>
+        </w:tc>
+      </w:tr>
+      <w:tr>
+        <w:tc>
+          <w:tcPr>
+            <w:tcW w:type="dxa" w:w="1728"/>
+          </w:tcPr>
+          <w:p>
+            <w:r/>
+            <w:r>
+              <w:rPr>
+                <w:b/>
+              </w:rPr>
               <w:t>R-32</w:t>
             </w:r>
           </w:p>
